--- a/Documents/Java 1 - Bonus Project.docx
+++ b/Documents/Java 1 - Bonus Project.docx
@@ -12265,13 +12265,13 @@
 </file>
 
 <file path=customXml/itemProps2.xml><?xml version="1.0" encoding="utf-8"?>
-<ds:datastoreItem xmlns:ds="http://schemas.openxmlformats.org/officeDocument/2006/customXml" ds:itemID="{AA223371-91DA-4CCC-9178-D41A48774D94}"/>
+<ds:datastoreItem xmlns:ds="http://schemas.openxmlformats.org/officeDocument/2006/customXml" ds:itemID="{5029D2D4-18AE-4453-8FB9-142A388F4AAA}"/>
 </file>
 
 <file path=customXml/itemProps3.xml><?xml version="1.0" encoding="utf-8"?>
-<ds:datastoreItem xmlns:ds="http://schemas.openxmlformats.org/officeDocument/2006/customXml" ds:itemID="{094DA2E7-E45D-4171-96B9-FCA68D513536}"/>
+<ds:datastoreItem xmlns:ds="http://schemas.openxmlformats.org/officeDocument/2006/customXml" ds:itemID="{379EE509-A9D9-4720-B37D-E747450769F4}"/>
 </file>
 
 <file path=customXml/itemProps4.xml><?xml version="1.0" encoding="utf-8"?>
-<ds:datastoreItem xmlns:ds="http://schemas.openxmlformats.org/officeDocument/2006/customXml" ds:itemID="{AE0FE49B-6E8D-4460-BE2D-C4BE5208EA6A}"/>
+<ds:datastoreItem xmlns:ds="http://schemas.openxmlformats.org/officeDocument/2006/customXml" ds:itemID="{CE987291-6B35-4EED-BD53-797FBB59757A}"/>
 </file>